--- a/backend/templates/mom_template.docx
+++ b/backend/templates/mom_template.docx
@@ -430,6 +430,39 @@
         </w:tc>
       </w:tr>
     </w:tbl>
+    <w:p>
+      <w:r>
+        <w:t>{%p if invitation_lines %}</w:t>
+      </w:r>
+    </w:p>
+    <w:p>
+      <w:r>
+        <w:rPr>
+          <w:b/>
+        </w:rPr>
+        <w:t>Invitation:</w:t>
+      </w:r>
+    </w:p>
+    <w:p>
+      <w:r>
+        <w:t>{%p for line in invitation_lines %}</w:t>
+      </w:r>
+    </w:p>
+    <w:p>
+      <w:r>
+        <w:t>{{ line }}</w:t>
+      </w:r>
+    </w:p>
+    <w:p>
+      <w:r>
+        <w:t>{%p endfor %}</w:t>
+      </w:r>
+    </w:p>
+    <w:p>
+      <w:r>
+        <w:t>{%p endif %}</w:t>
+      </w:r>
+    </w:p>
     <w:p>
       <w:r>
         <w:rPr>
